--- a/hin/docx/022.content.docx
+++ b/hin/docx/022.content.docx
@@ -19,7 +19,7 @@
         <w:rPr>
           <w:lang w:val="hi_IN" w:bidi="hi_IN"/>
         </w:rPr>
-        <w:t>Resource: Tyndale Open Study Notes</w:t>
+        <w:t>Resource: Aquifer Open Study Notes (Profiles)</w:t>
       </w:r>
       <w:r>
         <w:rPr>
@@ -112,7 +112,7 @@
         <w:rPr>
           <w:lang w:val="hi_IN" w:bidi="hi_IN"/>
         </w:rPr>
-        <w:t>Tyndale Open Study Notes</w:t>
+        <w:t>Aquifer Open Study Notes (Profiles)</w:t>
       </w:r>
     </w:p>
     <w:p>

--- a/hin/docx/022.content.docx
+++ b/hin/docx/022.content.docx
@@ -247,126 +247,84 @@
         </w:rPr>
         <w:t>याकूब ने अपने पिता इसहाक को धोखा देकर एसाव के लिए निर्धारित आशीर्वाद स्वयं प्राप्त कर लिया (</w:t>
       </w:r>
-      <w:hyperlink r:id="rId13">
-        <w:r>
-          <w:rPr>
-            <w:lang w:val="hi_IN" w:bidi="hi_IN"/>
-          </w:rPr>
-          <w:rPr>
-            <w:color w:val="0000EE"/>
-            <w:u w:val="single"/>
-          </w:rPr>
-          <w:t>उत 27:1–40</w:t>
-        </w:r>
-      </w:hyperlink>
+      <w:r>
+        <w:rPr>
+          <w:lang w:val="hi_IN" w:bidi="hi_IN"/>
+        </w:rPr>
+        <w:t>उत 27:1–40</w:t>
+      </w:r>
       <w:r>
         <w:rPr>
           <w:lang w:val="hi_IN" w:bidi="hi_IN"/>
         </w:rPr>
         <w:t>)। फिर वह अपने मामा लाबान के पास मेसोपोटामिया चला गया। वह एसाव के क्रोध से बचना और अपने लिए एक पत्नी खोजना चाहता था (</w:t>
       </w:r>
-      <w:hyperlink r:id="rId14">
-        <w:r>
-          <w:rPr>
-            <w:lang w:val="hi_IN" w:bidi="hi_IN"/>
-          </w:rPr>
-          <w:rPr>
-            <w:color w:val="0000EE"/>
-            <w:u w:val="single"/>
-          </w:rPr>
-          <w:t>उत 27:41–28:5</w:t>
-        </w:r>
-      </w:hyperlink>
+      <w:r>
+        <w:rPr>
+          <w:lang w:val="hi_IN" w:bidi="hi_IN"/>
+        </w:rPr>
+        <w:t>उत 27:41–28:5</w:t>
+      </w:r>
       <w:r>
         <w:rPr>
           <w:lang w:val="hi_IN" w:bidi="hi_IN"/>
         </w:rPr>
         <w:t>)। याकूब को अपनी ममेरी बहन राहेल से प्रेम हो गया और उसने उसके पिता से सात साल काम करने के बाद उससे विवाह करने का समझौता किया (</w:t>
       </w:r>
-      <w:hyperlink r:id="rId15">
-        <w:r>
-          <w:rPr>
-            <w:lang w:val="hi_IN" w:bidi="hi_IN"/>
-          </w:rPr>
-          <w:rPr>
-            <w:color w:val="0000EE"/>
-            <w:u w:val="single"/>
-          </w:rPr>
-          <w:t>उत 29:17–20</w:t>
-        </w:r>
-      </w:hyperlink>
+      <w:r>
+        <w:rPr>
+          <w:lang w:val="hi_IN" w:bidi="hi_IN"/>
+        </w:rPr>
+        <w:t>उत 29:17–20</w:t>
+      </w:r>
       <w:r>
         <w:rPr>
           <w:lang w:val="hi_IN" w:bidi="hi_IN"/>
         </w:rPr>
         <w:t>)। विवाह के भोज के दौरान, लाबान ने याकूब को राहेल की जगह लिआ दे दी (</w:t>
       </w:r>
-      <w:hyperlink r:id="rId16">
-        <w:r>
-          <w:rPr>
-            <w:lang w:val="hi_IN" w:bidi="hi_IN"/>
-          </w:rPr>
-          <w:rPr>
-            <w:color w:val="0000EE"/>
-            <w:u w:val="single"/>
-          </w:rPr>
-          <w:t>उत 29:21–25</w:t>
-        </w:r>
-      </w:hyperlink>
+      <w:r>
+        <w:rPr>
+          <w:lang w:val="hi_IN" w:bidi="hi_IN"/>
+        </w:rPr>
+        <w:t>उत 29:21–25</w:t>
+      </w:r>
       <w:r>
         <w:rPr>
           <w:lang w:val="hi_IN" w:bidi="hi_IN"/>
         </w:rPr>
         <w:t>)। लाबान ने कहा कि रीति के अनुसार बड़ी बेटी का विवाह पहले होना चाहिए (</w:t>
       </w:r>
-      <w:hyperlink r:id="rId17">
-        <w:r>
-          <w:rPr>
-            <w:lang w:val="hi_IN" w:bidi="hi_IN"/>
-          </w:rPr>
-          <w:rPr>
-            <w:color w:val="0000EE"/>
-            <w:u w:val="single"/>
-          </w:rPr>
-          <w:t>उत 29:26</w:t>
-        </w:r>
-      </w:hyperlink>
+      <w:r>
+        <w:rPr>
+          <w:lang w:val="hi_IN" w:bidi="hi_IN"/>
+        </w:rPr>
+        <w:t>उत 29:26</w:t>
+      </w:r>
       <w:r>
         <w:rPr>
           <w:lang w:val="hi_IN" w:bidi="hi_IN"/>
         </w:rPr>
         <w:t>)। लिआ अपनी बहन की तुलना में कम आकर्षक थी (</w:t>
       </w:r>
-      <w:hyperlink r:id="rId18">
-        <w:r>
-          <w:rPr>
-            <w:lang w:val="hi_IN" w:bidi="hi_IN"/>
-          </w:rPr>
-          <w:rPr>
-            <w:color w:val="0000EE"/>
-            <w:u w:val="single"/>
-          </w:rPr>
-          <w:t>उत 29:17</w:t>
-        </w:r>
-      </w:hyperlink>
+      <w:r>
+        <w:rPr>
+          <w:lang w:val="hi_IN" w:bidi="hi_IN"/>
+        </w:rPr>
+        <w:t>उत 29:17</w:t>
+      </w:r>
       <w:r>
         <w:rPr>
           <w:lang w:val="hi_IN" w:bidi="hi_IN"/>
         </w:rPr>
         <w:t>)। याकूब उसे प्रेम नहीं करते थे (</w:t>
       </w:r>
-      <w:hyperlink r:id="rId19">
-        <w:r>
-          <w:rPr>
-            <w:lang w:val="hi_IN" w:bidi="hi_IN"/>
-          </w:rPr>
-          <w:rPr>
-            <w:color w:val="0000EE"/>
-            <w:u w:val="single"/>
-          </w:rPr>
-          <w:t>उत 29:30–35</w:t>
-        </w:r>
-      </w:hyperlink>
+      <w:r>
+        <w:rPr>
+          <w:lang w:val="hi_IN" w:bidi="hi_IN"/>
+        </w:rPr>
+        <w:t>उत 29:30–35</w:t>
+      </w:r>
       <w:r>
         <w:rPr>
           <w:lang w:val="hi_IN" w:bidi="hi_IN"/>
@@ -387,18 +345,12 @@
         </w:rPr>
         <w:t>याकूब राहेल से इतना प्रेम करते थे कि उन्होंने उससे विवाह करने के लिए और सात वर्ष सेवा की। क्योंकि याकूब राहेल को पसंद करते थे और इससे पहले कि राहेल के संतान हो, प्रभु ने लिआ को छ: पुत्र और एक पुत्री देकर आशीषित किया (</w:t>
       </w:r>
-      <w:hyperlink r:id="rId20">
-        <w:r>
-          <w:rPr>
-            <w:lang w:val="hi_IN" w:bidi="hi_IN"/>
-          </w:rPr>
-          <w:rPr>
-            <w:color w:val="0000EE"/>
-            <w:u w:val="single"/>
-          </w:rPr>
-          <w:t>उत 29:31–30:22</w:t>
-        </w:r>
-      </w:hyperlink>
+      <w:r>
+        <w:rPr>
+          <w:lang w:val="hi_IN" w:bidi="hi_IN"/>
+        </w:rPr>
+        <w:t>उत 29:31–30:22</w:t>
+      </w:r>
       <w:r>
         <w:rPr>
           <w:lang w:val="hi_IN" w:bidi="hi_IN"/>
@@ -573,18 +525,12 @@
         </w:rPr>
         <w:t>महिलाओं के गर्भधारण में सहायक होता है। याकूब के साथ एक रात के बाद, लिआ गर्भवती हो गईं और उन्होंने अपने पाँचवें पुत्र को जन्म दिया (</w:t>
       </w:r>
-      <w:hyperlink r:id="rId21">
-        <w:r>
-          <w:rPr>
-            <w:lang w:val="hi_IN" w:bidi="hi_IN"/>
-          </w:rPr>
-          <w:rPr>
-            <w:color w:val="0000EE"/>
-            <w:u w:val="single"/>
-          </w:rPr>
-          <w:t>उत 30:14–17</w:t>
-        </w:r>
-      </w:hyperlink>
+      <w:r>
+        <w:rPr>
+          <w:lang w:val="hi_IN" w:bidi="hi_IN"/>
+        </w:rPr>
+        <w:t>उत 30:14–17</w:t>
+      </w:r>
       <w:r>
         <w:rPr>
           <w:lang w:val="hi_IN" w:bidi="hi_IN"/>
@@ -605,72 +551,48 @@
         </w:rPr>
         <w:t>लिआ इस्राएली इतिहास में दो महत्वपूर्ण गोत्रों की माता थी। लेवी का गोत्र जो याजकों का गोत्र था। यहूदा का गोत्र जो शाही गोत्र था, जिससे यीशु मसीह थे, जो प्रतिज्ञा किए गए वंशज थे (</w:t>
       </w:r>
-      <w:hyperlink r:id="rId22">
-        <w:r>
-          <w:rPr>
-            <w:lang w:val="hi_IN" w:bidi="hi_IN"/>
-          </w:rPr>
-          <w:rPr>
-            <w:color w:val="0000EE"/>
-            <w:u w:val="single"/>
-          </w:rPr>
-          <w:t>उत 3:15</w:t>
-        </w:r>
-      </w:hyperlink>
+      <w:r>
+        <w:rPr>
+          <w:lang w:val="hi_IN" w:bidi="hi_IN"/>
+        </w:rPr>
+        <w:t>उत 3:15</w:t>
+      </w:r>
       <w:r>
         <w:rPr>
           <w:lang w:val="hi_IN" w:bidi="hi_IN"/>
         </w:rPr>
         <w:t xml:space="preserve">; </w:t>
       </w:r>
-      <w:hyperlink r:id="rId23">
-        <w:r>
-          <w:rPr>
-            <w:lang w:val="hi_IN" w:bidi="hi_IN"/>
-          </w:rPr>
-          <w:rPr>
-            <w:color w:val="0000EE"/>
-            <w:u w:val="single"/>
-          </w:rPr>
-          <w:t>12:2–3</w:t>
-        </w:r>
-      </w:hyperlink>
+      <w:r>
+        <w:rPr>
+          <w:lang w:val="hi_IN" w:bidi="hi_IN"/>
+        </w:rPr>
+        <w:t>12:2–3</w:t>
+      </w:r>
       <w:r>
         <w:rPr>
           <w:lang w:val="hi_IN" w:bidi="hi_IN"/>
         </w:rPr>
         <w:t xml:space="preserve">; </w:t>
       </w:r>
-      <w:hyperlink r:id="rId24">
-        <w:r>
-          <w:rPr>
-            <w:lang w:val="hi_IN" w:bidi="hi_IN"/>
-          </w:rPr>
-          <w:rPr>
-            <w:color w:val="0000EE"/>
-            <w:u w:val="single"/>
-          </w:rPr>
-          <w:t>2 शमू 7:16</w:t>
-        </w:r>
-      </w:hyperlink>
+      <w:r>
+        <w:rPr>
+          <w:lang w:val="hi_IN" w:bidi="hi_IN"/>
+        </w:rPr>
+        <w:t>2 शमू 7:16</w:t>
+      </w:r>
       <w:r>
         <w:rPr>
           <w:lang w:val="hi_IN" w:bidi="hi_IN"/>
         </w:rPr>
         <w:t xml:space="preserve">; </w:t>
       </w:r>
-      <w:hyperlink r:id="rId25">
-        <w:r>
-          <w:rPr>
-            <w:lang w:val="hi_IN" w:bidi="hi_IN"/>
-          </w:rPr>
-          <w:rPr>
-            <w:color w:val="0000EE"/>
-            <w:u w:val="single"/>
-          </w:rPr>
-          <w:t>मत्ती 1:1</w:t>
-        </w:r>
-      </w:hyperlink>
+      <w:r>
+        <w:rPr>
+          <w:lang w:val="hi_IN" w:bidi="hi_IN"/>
+        </w:rPr>
+        <w:t>मत्ती 1:1</w:t>
+      </w:r>
       <w:r>
         <w:rPr>
           <w:lang w:val="hi_IN" w:bidi="hi_IN"/>
@@ -700,144 +622,96 @@
           <w:lang w:val="hi_IN" w:bidi="hi_IN"/>
         </w:rPr>
       </w:r>
-      <w:hyperlink r:id="rId26">
-        <w:r>
-          <w:rPr>
-            <w:lang w:val="hi_IN" w:bidi="hi_IN"/>
-          </w:rPr>
-          <w:rPr>
-            <w:color w:val="0000EE"/>
-            <w:u w:val="single"/>
-          </w:rPr>
-          <w:t>उत्पत्ति 29:14–35</w:t>
-        </w:r>
-      </w:hyperlink>
+      <w:r>
+        <w:rPr>
+          <w:lang w:val="hi_IN" w:bidi="hi_IN"/>
+        </w:rPr>
+        <w:t>उत्पत्ति 29:14–35</w:t>
+      </w:r>
       <w:r>
         <w:rPr>
           <w:lang w:val="hi_IN" w:bidi="hi_IN"/>
         </w:rPr>
         <w:t xml:space="preserve">; </w:t>
       </w:r>
-      <w:hyperlink r:id="rId27">
-        <w:r>
-          <w:rPr>
-            <w:lang w:val="hi_IN" w:bidi="hi_IN"/>
-          </w:rPr>
-          <w:rPr>
-            <w:color w:val="0000EE"/>
-            <w:u w:val="single"/>
-          </w:rPr>
-          <w:t>30:9–21</w:t>
-        </w:r>
-      </w:hyperlink>
+      <w:r>
+        <w:rPr>
+          <w:lang w:val="hi_IN" w:bidi="hi_IN"/>
+        </w:rPr>
+        <w:t>30:9–21</w:t>
+      </w:r>
       <w:r>
         <w:rPr>
           <w:lang w:val="hi_IN" w:bidi="hi_IN"/>
         </w:rPr>
         <w:t xml:space="preserve">; </w:t>
       </w:r>
-      <w:hyperlink r:id="rId28">
-        <w:r>
-          <w:rPr>
-            <w:lang w:val="hi_IN" w:bidi="hi_IN"/>
-          </w:rPr>
-          <w:rPr>
-            <w:color w:val="0000EE"/>
-            <w:u w:val="single"/>
-          </w:rPr>
-          <w:t>31:4–16</w:t>
-        </w:r>
-      </w:hyperlink>
+      <w:r>
+        <w:rPr>
+          <w:lang w:val="hi_IN" w:bidi="hi_IN"/>
+        </w:rPr>
+        <w:t>31:4–16</w:t>
+      </w:r>
       <w:r>
         <w:rPr>
           <w:lang w:val="hi_IN" w:bidi="hi_IN"/>
         </w:rPr>
         <w:t xml:space="preserve">; </w:t>
       </w:r>
-      <w:hyperlink r:id="rId29">
-        <w:r>
-          <w:rPr>
-            <w:lang w:val="hi_IN" w:bidi="hi_IN"/>
-          </w:rPr>
-          <w:rPr>
-            <w:color w:val="0000EE"/>
-            <w:u w:val="single"/>
-          </w:rPr>
-          <w:t>33:1–7</w:t>
-        </w:r>
-      </w:hyperlink>
+      <w:r>
+        <w:rPr>
+          <w:lang w:val="hi_IN" w:bidi="hi_IN"/>
+        </w:rPr>
+        <w:t>33:1–7</w:t>
+      </w:r>
       <w:r>
         <w:rPr>
           <w:lang w:val="hi_IN" w:bidi="hi_IN"/>
         </w:rPr>
         <w:t xml:space="preserve">; </w:t>
       </w:r>
-      <w:hyperlink r:id="rId30">
-        <w:r>
-          <w:rPr>
-            <w:lang w:val="hi_IN" w:bidi="hi_IN"/>
-          </w:rPr>
-          <w:rPr>
-            <w:color w:val="0000EE"/>
-            <w:u w:val="single"/>
-          </w:rPr>
-          <w:t>34:1</w:t>
-        </w:r>
-      </w:hyperlink>
+      <w:r>
+        <w:rPr>
+          <w:lang w:val="hi_IN" w:bidi="hi_IN"/>
+        </w:rPr>
+        <w:t>34:1</w:t>
+      </w:r>
       <w:r>
         <w:rPr>
           <w:lang w:val="hi_IN" w:bidi="hi_IN"/>
         </w:rPr>
         <w:t xml:space="preserve">; </w:t>
       </w:r>
-      <w:hyperlink r:id="rId31">
-        <w:r>
-          <w:rPr>
-            <w:lang w:val="hi_IN" w:bidi="hi_IN"/>
-          </w:rPr>
-          <w:rPr>
-            <w:color w:val="0000EE"/>
-            <w:u w:val="single"/>
-          </w:rPr>
-          <w:t>46:8–15</w:t>
-        </w:r>
-      </w:hyperlink>
+      <w:r>
+        <w:rPr>
+          <w:lang w:val="hi_IN" w:bidi="hi_IN"/>
+        </w:rPr>
+        <w:t>46:8–15</w:t>
+      </w:r>
       <w:r>
         <w:rPr>
           <w:lang w:val="hi_IN" w:bidi="hi_IN"/>
         </w:rPr>
         <w:t xml:space="preserve">; </w:t>
       </w:r>
-      <w:hyperlink r:id="rId32">
-        <w:r>
-          <w:rPr>
-            <w:lang w:val="hi_IN" w:bidi="hi_IN"/>
-          </w:rPr>
-          <w:rPr>
-            <w:color w:val="0000EE"/>
-            <w:u w:val="single"/>
-          </w:rPr>
-          <w:t>49:31</w:t>
-        </w:r>
-      </w:hyperlink>
+      <w:r>
+        <w:rPr>
+          <w:lang w:val="hi_IN" w:bidi="hi_IN"/>
+        </w:rPr>
+        <w:t>49:31</w:t>
+      </w:r>
       <w:r>
         <w:rPr>
           <w:lang w:val="hi_IN" w:bidi="hi_IN"/>
         </w:rPr>
         <w:t xml:space="preserve">; </w:t>
       </w:r>
-      <w:hyperlink r:id="rId33">
-        <w:r>
-          <w:rPr>
-            <w:lang w:val="hi_IN" w:bidi="hi_IN"/>
-          </w:rPr>
-          <w:rPr>
-            <w:color w:val="0000EE"/>
-            <w:u w:val="single"/>
-          </w:rPr>
-          <w:t>रूत 4:11</w:t>
-        </w:r>
-      </w:hyperlink>
+      <w:r>
+        <w:rPr>
+          <w:lang w:val="hi_IN" w:bidi="hi_IN"/>
+        </w:rPr>
+        <w:t>रूत 4:11</w:t>
+      </w:r>
       <w:r>
         <w:rPr>
           <w:lang w:val="hi_IN" w:bidi="hi_IN"/>
@@ -906,54 +780,36 @@
         </w:rPr>
         <w:t>हम लूका की पृष्ठभूमि के बारे में बहुत कम जानते हैं, लेकिन संभवतः वह पहली बार पौलुस से पश्चिमी एशिया के उपद्वीप में मिले। वहाँ, वह एक मसीही बन गए। पौलुस के समर्पित सहायक के रूप में, उन्होंने यीशु की सेवा करने और शुभ संदेश फैलाने के लिए अपना घर छोड़ दिया। पौलुस उन्हें प्यार से "प्रिय वैद्य" और एक विश्वासयोग्य "सहकर्मी" कहते हैं (</w:t>
       </w:r>
-      <w:hyperlink r:id="rId34">
-        <w:r>
-          <w:rPr>
-            <w:lang w:val="hi_IN" w:bidi="hi_IN"/>
-          </w:rPr>
-          <w:rPr>
-            <w:color w:val="0000EE"/>
-            <w:u w:val="single"/>
-          </w:rPr>
-          <w:t>कुल 4:14</w:t>
-        </w:r>
-      </w:hyperlink>
+      <w:r>
+        <w:rPr>
+          <w:lang w:val="hi_IN" w:bidi="hi_IN"/>
+        </w:rPr>
+        <w:t>कुल 4:14</w:t>
+      </w:r>
       <w:r>
         <w:rPr>
           <w:lang w:val="hi_IN" w:bidi="hi_IN"/>
         </w:rPr>
         <w:t xml:space="preserve">; </w:t>
       </w:r>
-      <w:hyperlink r:id="rId35">
-        <w:r>
-          <w:rPr>
-            <w:lang w:val="hi_IN" w:bidi="hi_IN"/>
-          </w:rPr>
-          <w:rPr>
-            <w:color w:val="0000EE"/>
-            <w:u w:val="single"/>
-          </w:rPr>
-          <w:t>फिले 1:24</w:t>
-        </w:r>
-      </w:hyperlink>
+      <w:r>
+        <w:rPr>
+          <w:lang w:val="hi_IN" w:bidi="hi_IN"/>
+        </w:rPr>
+        <w:t>फिले 1:24</w:t>
+      </w:r>
       <w:r>
         <w:rPr>
           <w:lang w:val="hi_IN" w:bidi="hi_IN"/>
         </w:rPr>
         <w:t>)। लूका एकमात्र मसीही थे जो रोम में पौलुस के साथ रहे जब वह फाँसी की प्रतीक्षा कर रहे थे (</w:t>
       </w:r>
-      <w:hyperlink r:id="rId36">
-        <w:r>
-          <w:rPr>
-            <w:lang w:val="hi_IN" w:bidi="hi_IN"/>
-          </w:rPr>
-          <w:rPr>
-            <w:color w:val="0000EE"/>
-            <w:u w:val="single"/>
-          </w:rPr>
-          <w:t>2 तीमु 4:11</w:t>
-        </w:r>
-      </w:hyperlink>
+      <w:r>
+        <w:rPr>
+          <w:lang w:val="hi_IN" w:bidi="hi_IN"/>
+        </w:rPr>
+        <w:t>2 तीमु 4:11</w:t>
+      </w:r>
       <w:r>
         <w:rPr>
           <w:lang w:val="hi_IN" w:bidi="hi_IN"/>
@@ -974,18 +830,12 @@
         </w:rPr>
         <w:t xml:space="preserve">पौलुस की यरूशलेम की अंतिम यात्रा के दौरान, लूका ने संभवतः अपने सुसमाचार और प्रेरितों के काम की पुस्तक के प्रारंभिक भाग के लिए जानकारी एकत्र की। उन्होंने यहूदिया में लोगों का साक्षात्कार लिया, जब पौलुस वहाँ दो वर्षों तक कैद थे। लूका ने उन लोगों से बात की जिन्होंने यीशु को सुना और देखा और उनके बारे में जो दूसरों ने लिखा था, उसका अध्ययन किया। इसके बाद उन्होंने यीशु के जीवन और शिक्षाओं का विस्तृत विवरण लिखा (देखें </w:t>
       </w:r>
-      <w:hyperlink r:id="rId37">
-        <w:r>
-          <w:rPr>
-            <w:lang w:val="hi_IN" w:bidi="hi_IN"/>
-          </w:rPr>
-          <w:rPr>
-            <w:color w:val="0000EE"/>
-            <w:u w:val="single"/>
-          </w:rPr>
-          <w:t>लूका 1:1–4</w:t>
-        </w:r>
-      </w:hyperlink>
+      <w:r>
+        <w:rPr>
+          <w:lang w:val="hi_IN" w:bidi="hi_IN"/>
+        </w:rPr>
+        <w:t>लूका 1:1–4</w:t>
+      </w:r>
       <w:r>
         <w:rPr>
           <w:lang w:val="hi_IN" w:bidi="hi_IN"/>
@@ -1006,72 +856,48 @@
         </w:rPr>
         <w:t xml:space="preserve">जब पौलुस अपने मुकदमे के लिए जहाज से यात्रा कर रोम जा रहे थे, लूका उनके साथ गए। जब पौलुस घर में नज़रबंद थे और अपने मुकदमे का इंतज़ार कर रहे थे, लूका ने संभवतः इस समय का उपयोग प्रेरितों के काम की पुस्तक लिखने के लिए किया। पहले पंद्रह अध्याय सबसे आरंभिक मिशनरी कार्य का विवरण देते हैं, जिस क्रम में यह घटित हुआ और जैसा कि यीशु के प्रारंभिक अनुयायियों द्वारा उन्हें बताया गया। पौलुस ने स्वयं संभवतः उन्हें इनमें से कुछ बातें बताई होंगी। </w:t>
       </w:r>
-      <w:hyperlink r:id="rId38">
-        <w:r>
-          <w:rPr>
-            <w:lang w:val="hi_IN" w:bidi="hi_IN"/>
-          </w:rPr>
-          <w:rPr>
-            <w:color w:val="0000EE"/>
-            <w:u w:val="single"/>
-          </w:rPr>
-          <w:t>प्रेरितों के काम 16:10</w:t>
-        </w:r>
-      </w:hyperlink>
+      <w:r>
+        <w:rPr>
+          <w:lang w:val="hi_IN" w:bidi="hi_IN"/>
+        </w:rPr>
+        <w:t>प्रेरितों के काम 16:10</w:t>
+      </w:r>
       <w:r>
         <w:rPr>
           <w:lang w:val="hi_IN" w:bidi="hi_IN"/>
         </w:rPr>
         <w:t xml:space="preserve"> से शुरू करते हुए, लूका जब पौलुस के दल में शामिल हुए तब उन्होंने स्वयं क्या देखा और अनुभव किया उसके विषये में लिखते हैं। प्रेरितों के काम में, लूका इस बात पर जोर देते हैं कि कैसे पवित्र आत्मा ने प्रारंभिक मिशनरियों को उनके काम में सशक्त और उनका मार्गदर्शन किया (देखें </w:t>
       </w:r>
-      <w:hyperlink r:id="rId39">
-        <w:r>
-          <w:rPr>
-            <w:lang w:val="hi_IN" w:bidi="hi_IN"/>
-          </w:rPr>
-          <w:rPr>
-            <w:color w:val="0000EE"/>
-            <w:u w:val="single"/>
-          </w:rPr>
-          <w:t>प्रेरि 1:4–5</w:t>
-        </w:r>
-      </w:hyperlink>
+      <w:r>
+        <w:rPr>
+          <w:lang w:val="hi_IN" w:bidi="hi_IN"/>
+        </w:rPr>
+        <w:t>प्रेरि 1:4–5</w:t>
+      </w:r>
       <w:r>
         <w:rPr>
           <w:lang w:val="hi_IN" w:bidi="hi_IN"/>
         </w:rPr>
         <w:t xml:space="preserve">, </w:t>
       </w:r>
-      <w:hyperlink r:id="rId40">
-        <w:r>
-          <w:rPr>
-            <w:lang w:val="hi_IN" w:bidi="hi_IN"/>
-          </w:rPr>
-          <w:rPr>
-            <w:color w:val="0000EE"/>
-            <w:u w:val="single"/>
-          </w:rPr>
-          <w:t>8</w:t>
-        </w:r>
-      </w:hyperlink>
+      <w:r>
+        <w:rPr>
+          <w:lang w:val="hi_IN" w:bidi="hi_IN"/>
+        </w:rPr>
+        <w:t>8</w:t>
+      </w:r>
       <w:r>
         <w:rPr>
           <w:lang w:val="hi_IN" w:bidi="hi_IN"/>
         </w:rPr>
         <w:t>)। पुस्तक का अंत, पौलुस के रोम के घर में नज़रबंद रहते हुए होता है (</w:t>
       </w:r>
-      <w:hyperlink r:id="rId41">
-        <w:r>
-          <w:rPr>
-            <w:lang w:val="hi_IN" w:bidi="hi_IN"/>
-          </w:rPr>
-          <w:rPr>
-            <w:color w:val="0000EE"/>
-            <w:u w:val="single"/>
-          </w:rPr>
-          <w:t>प्रेरि 28:30–31</w:t>
-        </w:r>
-      </w:hyperlink>
+      <w:r>
+        <w:rPr>
+          <w:lang w:val="hi_IN" w:bidi="hi_IN"/>
+        </w:rPr>
+        <w:t>प्रेरि 28:30–31</w:t>
+      </w:r>
       <w:r>
         <w:rPr>
           <w:lang w:val="hi_IN" w:bidi="hi_IN"/>
@@ -1115,108 +941,72 @@
           <w:lang w:val="hi_IN" w:bidi="hi_IN"/>
         </w:rPr>
       </w:r>
-      <w:hyperlink r:id="rId42">
-        <w:r>
-          <w:rPr>
-            <w:lang w:val="hi_IN" w:bidi="hi_IN"/>
-          </w:rPr>
-          <w:rPr>
-            <w:color w:val="0000EE"/>
-            <w:u w:val="single"/>
-          </w:rPr>
-          <w:t>लूका 1:3</w:t>
-        </w:r>
-      </w:hyperlink>
+      <w:r>
+        <w:rPr>
+          <w:lang w:val="hi_IN" w:bidi="hi_IN"/>
+        </w:rPr>
+        <w:t>लूका 1:3</w:t>
+      </w:r>
       <w:r>
         <w:rPr>
           <w:lang w:val="hi_IN" w:bidi="hi_IN"/>
         </w:rPr>
         <w:t xml:space="preserve">; </w:t>
       </w:r>
-      <w:hyperlink r:id="rId43">
-        <w:r>
-          <w:rPr>
-            <w:lang w:val="hi_IN" w:bidi="hi_IN"/>
-          </w:rPr>
-          <w:rPr>
-            <w:color w:val="0000EE"/>
-            <w:u w:val="single"/>
-          </w:rPr>
-          <w:t>प्रेरितों के काम 1:1</w:t>
-        </w:r>
-      </w:hyperlink>
+      <w:r>
+        <w:rPr>
+          <w:lang w:val="hi_IN" w:bidi="hi_IN"/>
+        </w:rPr>
+        <w:t>प्रेरितों के काम 1:1</w:t>
+      </w:r>
       <w:r>
         <w:rPr>
           <w:lang w:val="hi_IN" w:bidi="hi_IN"/>
         </w:rPr>
         <w:t xml:space="preserve">; </w:t>
       </w:r>
-      <w:hyperlink r:id="rId38">
-        <w:r>
-          <w:rPr>
-            <w:lang w:val="hi_IN" w:bidi="hi_IN"/>
-          </w:rPr>
-          <w:rPr>
-            <w:color w:val="0000EE"/>
-            <w:u w:val="single"/>
-          </w:rPr>
-          <w:t>16:10</w:t>
-        </w:r>
-      </w:hyperlink>
+      <w:r>
+        <w:rPr>
+          <w:lang w:val="hi_IN" w:bidi="hi_IN"/>
+        </w:rPr>
+        <w:t>16:10</w:t>
+      </w:r>
       <w:r>
         <w:rPr>
           <w:lang w:val="hi_IN" w:bidi="hi_IN"/>
         </w:rPr>
         <w:t xml:space="preserve">; </w:t>
       </w:r>
-      <w:hyperlink r:id="rId34">
-        <w:r>
-          <w:rPr>
-            <w:lang w:val="hi_IN" w:bidi="hi_IN"/>
-          </w:rPr>
-          <w:rPr>
-            <w:color w:val="0000EE"/>
-            <w:u w:val="single"/>
-          </w:rPr>
-          <w:t>कुलुस्सियों 4:14</w:t>
-        </w:r>
-      </w:hyperlink>
+      <w:r>
+        <w:rPr>
+          <w:lang w:val="hi_IN" w:bidi="hi_IN"/>
+        </w:rPr>
+        <w:t>कुलुस्सियों 4:14</w:t>
+      </w:r>
       <w:r>
         <w:rPr>
           <w:lang w:val="hi_IN" w:bidi="hi_IN"/>
         </w:rPr>
         <w:t xml:space="preserve">; </w:t>
       </w:r>
-      <w:hyperlink r:id="rId36">
-        <w:r>
-          <w:rPr>
-            <w:lang w:val="hi_IN" w:bidi="hi_IN"/>
-          </w:rPr>
-          <w:rPr>
-            <w:color w:val="0000EE"/>
-            <w:u w:val="single"/>
-          </w:rPr>
-          <w:t>2 तीमुथियुस 4:11</w:t>
-        </w:r>
-      </w:hyperlink>
+      <w:r>
+        <w:rPr>
+          <w:lang w:val="hi_IN" w:bidi="hi_IN"/>
+        </w:rPr>
+        <w:t>2 तीमुथियुस 4:11</w:t>
+      </w:r>
       <w:r>
         <w:rPr>
           <w:lang w:val="hi_IN" w:bidi="hi_IN"/>
         </w:rPr>
         <w:t xml:space="preserve">; </w:t>
       </w:r>
-      <w:hyperlink r:id="rId35">
-        <w:r>
-          <w:rPr>
-            <w:lang w:val="hi_IN" w:bidi="hi_IN"/>
-          </w:rPr>
-          <w:rPr>
-            <w:color w:val="0000EE"/>
-            <w:u w:val="single"/>
-          </w:rPr>
-          <w:t>फिलेमोन 1:24</w:t>
-        </w:r>
-      </w:hyperlink>
+      <w:r>
+        <w:rPr>
+          <w:lang w:val="hi_IN" w:bidi="hi_IN"/>
+        </w:rPr>
+        <w:t>फिलेमोन 1:24</w:t>
+      </w:r>
       <w:r>
         <w:rPr>
           <w:lang w:val="hi_IN" w:bidi="hi_IN"/>
@@ -1271,18 +1061,12 @@
         </w:rPr>
         <w:t>लूत, अब्राहम के भतीजे थे और मोआबियों और अम्मोनियों के पूर्वज थे। अब्राहम की तरह, लूत का जन्म ऊर में हुआ था और वह तेरह के साथ हारान की यात्रा पर गए थे (</w:t>
       </w:r>
-      <w:hyperlink r:id="rId44">
-        <w:r>
-          <w:rPr>
-            <w:lang w:val="hi_IN" w:bidi="hi_IN"/>
-          </w:rPr>
-          <w:rPr>
-            <w:color w:val="0000EE"/>
-            <w:u w:val="single"/>
-          </w:rPr>
-          <w:t>उत 11:27–32</w:t>
-        </w:r>
-      </w:hyperlink>
+      <w:r>
+        <w:rPr>
+          <w:lang w:val="hi_IN" w:bidi="hi_IN"/>
+        </w:rPr>
+        <w:t>उत 11:27–32</w:t>
+      </w:r>
       <w:r>
         <w:rPr>
           <w:lang w:val="hi_IN" w:bidi="hi_IN"/>
@@ -1315,18 +1099,12 @@
         </w:rPr>
         <w:t>" जैसा था (</w:t>
       </w:r>
-      <w:hyperlink r:id="rId45">
-        <w:r>
-          <w:rPr>
-            <w:lang w:val="hi_IN" w:bidi="hi_IN"/>
-          </w:rPr>
-          <w:rPr>
-            <w:color w:val="0000EE"/>
-            <w:u w:val="single"/>
-          </w:rPr>
-          <w:t>उत 13:10</w:t>
-        </w:r>
-      </w:hyperlink>
+      <w:r>
+        <w:rPr>
+          <w:lang w:val="hi_IN" w:bidi="hi_IN"/>
+        </w:rPr>
+        <w:t>उत 13:10</w:t>
+      </w:r>
       <w:r>
         <w:rPr>
           <w:lang w:val="hi_IN" w:bidi="hi_IN"/>
@@ -1359,36 +1137,24 @@
         </w:rPr>
         <w:t>जब लूत सदोम में रहते थे, चार मेसोपोटामिया के राजाओं ने पास के पाँच नगरों के राजाओं को हरा दिया। उन्होंने पराजित नगरों से वस्तुएँ लूट ली और लूत, उनके परिवार और उनकी सम्पत्ति को ले गए (</w:t>
       </w:r>
-      <w:hyperlink r:id="rId46">
-        <w:r>
-          <w:rPr>
-            <w:lang w:val="hi_IN" w:bidi="hi_IN"/>
-          </w:rPr>
-          <w:rPr>
-            <w:color w:val="0000EE"/>
-            <w:u w:val="single"/>
-          </w:rPr>
-          <w:t>उत 14:1–12</w:t>
-        </w:r>
-      </w:hyperlink>
+      <w:r>
+        <w:rPr>
+          <w:lang w:val="hi_IN" w:bidi="hi_IN"/>
+        </w:rPr>
+        <w:t>उत 14:1–12</w:t>
+      </w:r>
       <w:r>
         <w:rPr>
           <w:lang w:val="hi_IN" w:bidi="hi_IN"/>
         </w:rPr>
         <w:t>)। जब अब्राहम को इस बारे में पता चला, तो उन्होंने आक्रमणकारियों के खिलाफ एक हमला किया और कैदियों और सम्पत्ति को लौटा ले आए (</w:t>
       </w:r>
-      <w:hyperlink r:id="rId47">
-        <w:r>
-          <w:rPr>
-            <w:lang w:val="hi_IN" w:bidi="hi_IN"/>
-          </w:rPr>
-          <w:rPr>
-            <w:color w:val="0000EE"/>
-            <w:u w:val="single"/>
-          </w:rPr>
-          <w:t>उत 14:13–16</w:t>
-        </w:r>
-      </w:hyperlink>
+      <w:r>
+        <w:rPr>
+          <w:lang w:val="hi_IN" w:bidi="hi_IN"/>
+        </w:rPr>
+        <w:t>उत 14:13–16</w:t>
+      </w:r>
       <w:r>
         <w:rPr>
           <w:lang w:val="hi_IN" w:bidi="hi_IN"/>
@@ -1409,18 +1175,12 @@
         </w:rPr>
         <w:t>सदोम और गमोरा की दुष्टता के कारण, परमेश्वर ने इन नगरों को नष्ट करने का निर्णय लिया। उन्होंने सदोम में लूत के पास दो स्वर्गदूत भेजे ताकि वह उन्हें उस नगर से निकलने के लिए प्रेरित कर सकें, जो नष्ट होने वाला था (</w:t>
       </w:r>
-      <w:hyperlink r:id="rId48">
-        <w:r>
-          <w:rPr>
-            <w:lang w:val="hi_IN" w:bidi="hi_IN"/>
-          </w:rPr>
-          <w:rPr>
-            <w:color w:val="0000EE"/>
-            <w:u w:val="single"/>
-          </w:rPr>
-          <w:t>उत 19:1–15</w:t>
-        </w:r>
-      </w:hyperlink>
+      <w:r>
+        <w:rPr>
+          <w:lang w:val="hi_IN" w:bidi="hi_IN"/>
+        </w:rPr>
+        <w:t>उत 19:1–15</w:t>
+      </w:r>
       <w:r>
         <w:rPr>
           <w:lang w:val="hi_IN" w:bidi="hi_IN"/>
@@ -1441,36 +1201,24 @@
         </w:rPr>
         <w:t>सदोम के विनाश के बाद, लूत की बेटियों ने, पति न होने की चिंता में, लूत को नशे में धुत कर दिया ताकि वे उनसे संतान प्राप्त कर सकें। उनके बेटे, मोआब और बेनअम्मी, मोआबियों और अम्मोनियों के पूर्वज बने (</w:t>
       </w:r>
-      <w:hyperlink r:id="rId49">
-        <w:r>
-          <w:rPr>
-            <w:lang w:val="hi_IN" w:bidi="hi_IN"/>
-          </w:rPr>
-          <w:rPr>
-            <w:color w:val="0000EE"/>
-            <w:u w:val="single"/>
-          </w:rPr>
-          <w:t>उत 19:30–38</w:t>
-        </w:r>
-      </w:hyperlink>
+      <w:r>
+        <w:rPr>
+          <w:lang w:val="hi_IN" w:bidi="hi_IN"/>
+        </w:rPr>
+        <w:t>उत 19:30–38</w:t>
+      </w:r>
       <w:r>
         <w:rPr>
           <w:lang w:val="hi_IN" w:bidi="hi_IN"/>
         </w:rPr>
         <w:t xml:space="preserve">)। ये दो राष्ट्र इस्राएल के निरंतर शत्रु बन गए (देखें </w:t>
       </w:r>
-      <w:hyperlink r:id="rId50">
-        <w:r>
-          <w:rPr>
-            <w:lang w:val="hi_IN" w:bidi="hi_IN"/>
-          </w:rPr>
-          <w:rPr>
-            <w:color w:val="0000EE"/>
-            <w:u w:val="single"/>
-          </w:rPr>
-          <w:t>व्य.वि 23:3–6</w:t>
-        </w:r>
-      </w:hyperlink>
+      <w:r>
+        <w:rPr>
+          <w:lang w:val="hi_IN" w:bidi="hi_IN"/>
+        </w:rPr>
+        <w:t>व्य.वि 23:3–6</w:t>
+      </w:r>
       <w:r>
         <w:rPr>
           <w:lang w:val="hi_IN" w:bidi="hi_IN"/>
@@ -1489,18 +1237,12 @@
         </w:rPr>
         <w:t xml:space="preserve">” के रूप में वर्णित करते हैं (देखें </w:t>
       </w:r>
-      <w:hyperlink r:id="rId51">
-        <w:r>
-          <w:rPr>
-            <w:lang w:val="hi_IN" w:bidi="hi_IN"/>
-          </w:rPr>
-          <w:rPr>
-            <w:color w:val="0000EE"/>
-            <w:u w:val="single"/>
-          </w:rPr>
-          <w:t>2 पत 2:6–9</w:t>
-        </w:r>
-      </w:hyperlink>
+      <w:r>
+        <w:rPr>
+          <w:lang w:val="hi_IN" w:bidi="hi_IN"/>
+        </w:rPr>
+        <w:t>2 पत 2:6–9</w:t>
+      </w:r>
       <w:r>
         <w:rPr>
           <w:lang w:val="hi_IN" w:bidi="hi_IN"/>
@@ -1530,198 +1272,132 @@
           <w:lang w:val="hi_IN" w:bidi="hi_IN"/>
         </w:rPr>
       </w:r>
-      <w:hyperlink r:id="rId52">
-        <w:r>
-          <w:rPr>
-            <w:lang w:val="hi_IN" w:bidi="hi_IN"/>
-          </w:rPr>
-          <w:rPr>
-            <w:color w:val="0000EE"/>
-            <w:u w:val="single"/>
-          </w:rPr>
-          <w:t>उत्पत्ति 11:27</w:t>
-        </w:r>
-      </w:hyperlink>
+      <w:r>
+        <w:rPr>
+          <w:lang w:val="hi_IN" w:bidi="hi_IN"/>
+        </w:rPr>
+        <w:t>उत्पत्ति 11:27</w:t>
+      </w:r>
       <w:r>
         <w:rPr>
           <w:lang w:val="hi_IN" w:bidi="hi_IN"/>
         </w:rPr>
         <w:t xml:space="preserve">, </w:t>
       </w:r>
-      <w:hyperlink r:id="rId53">
-        <w:r>
-          <w:rPr>
-            <w:lang w:val="hi_IN" w:bidi="hi_IN"/>
-          </w:rPr>
-          <w:rPr>
-            <w:color w:val="0000EE"/>
-            <w:u w:val="single"/>
-          </w:rPr>
-          <w:t>31</w:t>
-        </w:r>
-      </w:hyperlink>
+      <w:r>
+        <w:rPr>
+          <w:lang w:val="hi_IN" w:bidi="hi_IN"/>
+        </w:rPr>
+        <w:t>31</w:t>
+      </w:r>
       <w:r>
         <w:rPr>
           <w:lang w:val="hi_IN" w:bidi="hi_IN"/>
         </w:rPr>
         <w:t xml:space="preserve">; </w:t>
       </w:r>
-      <w:hyperlink r:id="rId54">
-        <w:r>
-          <w:rPr>
-            <w:lang w:val="hi_IN" w:bidi="hi_IN"/>
-          </w:rPr>
-          <w:rPr>
-            <w:color w:val="0000EE"/>
-            <w:u w:val="single"/>
-          </w:rPr>
-          <w:t>12:4–5</w:t>
-        </w:r>
-      </w:hyperlink>
+      <w:r>
+        <w:rPr>
+          <w:lang w:val="hi_IN" w:bidi="hi_IN"/>
+        </w:rPr>
+        <w:t>12:4–5</w:t>
+      </w:r>
       <w:r>
         <w:rPr>
           <w:lang w:val="hi_IN" w:bidi="hi_IN"/>
         </w:rPr>
         <w:t xml:space="preserve">; </w:t>
       </w:r>
-      <w:hyperlink r:id="rId55">
-        <w:r>
-          <w:rPr>
-            <w:lang w:val="hi_IN" w:bidi="hi_IN"/>
-          </w:rPr>
-          <w:rPr>
-            <w:color w:val="0000EE"/>
-            <w:u w:val="single"/>
-          </w:rPr>
-          <w:t>13:1–14</w:t>
-        </w:r>
-      </w:hyperlink>
+      <w:r>
+        <w:rPr>
+          <w:lang w:val="hi_IN" w:bidi="hi_IN"/>
+        </w:rPr>
+        <w:t>13:1–14</w:t>
+      </w:r>
       <w:r>
         <w:rPr>
           <w:lang w:val="hi_IN" w:bidi="hi_IN"/>
         </w:rPr>
         <w:t xml:space="preserve">; </w:t>
       </w:r>
-      <w:hyperlink r:id="rId56">
-        <w:r>
-          <w:rPr>
-            <w:lang w:val="hi_IN" w:bidi="hi_IN"/>
-          </w:rPr>
-          <w:rPr>
-            <w:color w:val="0000EE"/>
-            <w:u w:val="single"/>
-          </w:rPr>
-          <w:t>14:12–16</w:t>
-        </w:r>
-      </w:hyperlink>
+      <w:r>
+        <w:rPr>
+          <w:lang w:val="hi_IN" w:bidi="hi_IN"/>
+        </w:rPr>
+        <w:t>14:12–16</w:t>
+      </w:r>
       <w:r>
         <w:rPr>
           <w:lang w:val="hi_IN" w:bidi="hi_IN"/>
         </w:rPr>
         <w:t xml:space="preserve">; </w:t>
       </w:r>
-      <w:hyperlink r:id="rId57">
-        <w:r>
-          <w:rPr>
-            <w:lang w:val="hi_IN" w:bidi="hi_IN"/>
-          </w:rPr>
-          <w:rPr>
-            <w:color w:val="0000EE"/>
-            <w:u w:val="single"/>
-          </w:rPr>
-          <w:t>19:1–38</w:t>
-        </w:r>
-      </w:hyperlink>
+      <w:r>
+        <w:rPr>
+          <w:lang w:val="hi_IN" w:bidi="hi_IN"/>
+        </w:rPr>
+        <w:t>19:1–38</w:t>
+      </w:r>
       <w:r>
         <w:rPr>
           <w:lang w:val="hi_IN" w:bidi="hi_IN"/>
         </w:rPr>
         <w:t xml:space="preserve">; </w:t>
       </w:r>
-      <w:hyperlink r:id="rId58">
-        <w:r>
-          <w:rPr>
-            <w:lang w:val="hi_IN" w:bidi="hi_IN"/>
-          </w:rPr>
-          <w:rPr>
-            <w:color w:val="0000EE"/>
-            <w:u w:val="single"/>
-          </w:rPr>
-          <w:t>व्यवस्थाविवरण 2:9</w:t>
-        </w:r>
-      </w:hyperlink>
+      <w:r>
+        <w:rPr>
+          <w:lang w:val="hi_IN" w:bidi="hi_IN"/>
+        </w:rPr>
+        <w:t>व्यवस्थाविवरण 2:9</w:t>
+      </w:r>
       <w:r>
         <w:rPr>
           <w:lang w:val="hi_IN" w:bidi="hi_IN"/>
         </w:rPr>
         <w:t xml:space="preserve">, </w:t>
       </w:r>
-      <w:hyperlink r:id="rId59">
-        <w:r>
-          <w:rPr>
-            <w:lang w:val="hi_IN" w:bidi="hi_IN"/>
-          </w:rPr>
-          <w:rPr>
-            <w:color w:val="0000EE"/>
-            <w:u w:val="single"/>
-          </w:rPr>
-          <w:t>17–19</w:t>
-        </w:r>
-      </w:hyperlink>
+      <w:r>
+        <w:rPr>
+          <w:lang w:val="hi_IN" w:bidi="hi_IN"/>
+        </w:rPr>
+        <w:t>17–19</w:t>
+      </w:r>
       <w:r>
         <w:rPr>
           <w:lang w:val="hi_IN" w:bidi="hi_IN"/>
         </w:rPr>
         <w:t xml:space="preserve">; </w:t>
       </w:r>
-      <w:hyperlink r:id="rId60">
-        <w:r>
-          <w:rPr>
-            <w:lang w:val="hi_IN" w:bidi="hi_IN"/>
-          </w:rPr>
-          <w:rPr>
-            <w:color w:val="0000EE"/>
-            <w:u w:val="single"/>
-          </w:rPr>
-          <w:t>भजनसंहिता 83:4–8</w:t>
-        </w:r>
-      </w:hyperlink>
+      <w:r>
+        <w:rPr>
+          <w:lang w:val="hi_IN" w:bidi="hi_IN"/>
+        </w:rPr>
+        <w:t>भजनसंहिता 83:4–8</w:t>
+      </w:r>
       <w:r>
         <w:rPr>
           <w:lang w:val="hi_IN" w:bidi="hi_IN"/>
         </w:rPr>
         <w:t xml:space="preserve">; </w:t>
       </w:r>
-      <w:hyperlink r:id="rId61">
-        <w:r>
-          <w:rPr>
-            <w:lang w:val="hi_IN" w:bidi="hi_IN"/>
-          </w:rPr>
-          <w:rPr>
-            <w:color w:val="0000EE"/>
-            <w:u w:val="single"/>
-          </w:rPr>
-          <w:t>लूका 17:28–33</w:t>
-        </w:r>
-      </w:hyperlink>
+      <w:r>
+        <w:rPr>
+          <w:lang w:val="hi_IN" w:bidi="hi_IN"/>
+        </w:rPr>
+        <w:t>लूका 17:28–33</w:t>
+      </w:r>
       <w:r>
         <w:rPr>
           <w:lang w:val="hi_IN" w:bidi="hi_IN"/>
         </w:rPr>
         <w:t xml:space="preserve">; </w:t>
       </w:r>
-      <w:hyperlink r:id="rId51">
-        <w:r>
-          <w:rPr>
-            <w:lang w:val="hi_IN" w:bidi="hi_IN"/>
-          </w:rPr>
-          <w:rPr>
-            <w:color w:val="0000EE"/>
-            <w:u w:val="single"/>
-          </w:rPr>
-          <w:t>2 पतरस 2:6–9</w:t>
-        </w:r>
-      </w:hyperlink>
+      <w:r>
+        <w:rPr>
+          <w:lang w:val="hi_IN" w:bidi="hi_IN"/>
+        </w:rPr>
+        <w:t>2 पतरस 2:6–9</w:t>
+      </w:r>
       <w:r>
         <w:rPr>
           <w:lang w:val="hi_IN" w:bidi="hi_IN"/>
